--- a/xhs/2026-07-14/科技报/发布文案.docx
+++ b/xhs/2026-07-14/科技报/发布文案.docx
@@ -92,7 +92,7 @@
         <w:pStyle w:val="ListBullet"/>
       </w:pPr>
       <w:r>
-        <w:t>视频生成AI初创公司PixVerse完成4.39亿美元融资，估值突破20亿美元。该公司计划利用新资金扩展其世界模型产品并拓展全球市场。此轮融资凸显了AI视频生成赛道的火热，PixVerse成为该领域又一独角兽。</w:t>
+        <w:t>视频生成初创公司PixVerse在最新一轮融资中筹集了4.39亿美元，估值突破20亿美元。该公司计划利用这笔资金扩展其世界模型产品，并覆盖更多地区的客户。这标志着AI视频生成领域持续受到资本热捧。</w:t>
       </w:r>
     </w:p>
     <w:p>
@@ -113,7 +113,7 @@
         <w:rPr>
           <w:sz w:val="24"/>
         </w:rPr>
-        <w:t>#2 ★★★★★  Nous Research洽谈融资，估值达15亿美元</w:t>
+        <w:t>#2 ★★★★★  苹果起诉OpenAI，指控前员工窃取商业机密</w:t>
       </w:r>
     </w:p>
     <w:p>
@@ -130,7 +130,83 @@
         <w:pStyle w:val="ListBullet"/>
       </w:pPr>
       <w:r>
-        <w:t>AI Agent开发商Nous Research正在洽谈新一轮融资，估值约15亿美元，计划筹集至少7500万美元，由Robot Ventures领投，USV等知名机构参投。该公司以开发Hermes系列Agent模型闻名，此次融资反映了资本市场对AI Agent赛道的持续看好。</w:t>
+        <w:t>苹果公司对OpenAI提起商业机密诉讼，指控一名前员工在离职加入OpenAI后，利用罕见漏洞下载了大量机密文件。诉讼中包含员工开玩笑称可非法访问苹果系统等惊人指控，凸显两大科技巨头间的激烈人才与知识产权争夺。</w:t>
+      </w:r>
+    </w:p>
+    <w:p>
+      <w:r>
+        <w:rPr>
+          <w:color w:val="3366CC"/>
+          <w:sz w:val="18"/>
+        </w:rPr>
+        <w:t>https://techcrunch.com/2026/07/13/apple-says-former-employee-exploited-rare-bug-to-download-confidential-files-after-leaving-for-openai/</w:t>
+      </w:r>
+    </w:p>
+    <w:p/>
+    <w:p>
+      <w:pPr>
+        <w:pStyle w:val="Heading3"/>
+      </w:pPr>
+      <w:r>
+        <w:rPr>
+          <w:sz w:val="24"/>
+        </w:rPr>
+        <w:t>#3 ★★★★★  纳德拉警告：使用AI时需警惕“特洛伊木马”风险</w:t>
+      </w:r>
+    </w:p>
+    <w:p>
+      <w:r>
+        <w:rPr>
+          <w:color w:val="888888"/>
+          <w:sz w:val="18"/>
+        </w:rPr>
+        <w:t>来源: TechCrunch</w:t>
+      </w:r>
+    </w:p>
+    <w:p>
+      <w:pPr>
+        <w:pStyle w:val="ListBullet"/>
+      </w:pPr>
+      <w:r>
+        <w:t>微软CEO萨提亚·纳德拉发出惊人警告，称使用AI的公司需警惕大型AI实验室提供的专有模型可能像“特洛伊木马”一样带来安全隐患。这一言论引发了硅谷AI界关于模型供应商信任问题的新一轮辩论。</w:t>
+      </w:r>
+    </w:p>
+    <w:p>
+      <w:r>
+        <w:rPr>
+          <w:color w:val="3366CC"/>
+          <w:sz w:val="18"/>
+        </w:rPr>
+        <w:t>https://techcrunch.com/2026/07/13/satya-nadella-has-issued-a-shocking-warning-to-companies-using-ai/</w:t>
+      </w:r>
+    </w:p>
+    <w:p/>
+    <w:p>
+      <w:pPr>
+        <w:pStyle w:val="Heading3"/>
+      </w:pPr>
+      <w:r>
+        <w:rPr>
+          <w:sz w:val="24"/>
+        </w:rPr>
+        <w:t>#4 ★★★★★  Nous Research洽谈融资，估值达15亿美元</w:t>
+      </w:r>
+    </w:p>
+    <w:p>
+      <w:r>
+        <w:rPr>
+          <w:color w:val="888888"/>
+          <w:sz w:val="18"/>
+        </w:rPr>
+        <w:t>来源: TechCrunch</w:t>
+      </w:r>
+    </w:p>
+    <w:p>
+      <w:pPr>
+        <w:pStyle w:val="ListBullet"/>
+      </w:pPr>
+      <w:r>
+        <w:t>AI代理开发商Nous Research正以15亿美元估值洽谈新一轮融资，计划筹集至少7500万美元，由Robot Ventures领投，USV等知名投资者参投。该公司以开发Hermes代理而闻名，此次融资表明AI代理赛道持续火热。</w:t>
       </w:r>
     </w:p>
     <w:p>
@@ -151,83 +227,7 @@
         <w:rPr>
           <w:sz w:val="24"/>
         </w:rPr>
-        <w:t>#3 ★★★★★  纳德拉警告企业使用AI需警惕“特洛伊木马”风险</w:t>
-      </w:r>
-    </w:p>
-    <w:p>
-      <w:r>
-        <w:rPr>
-          <w:color w:val="888888"/>
-          <w:sz w:val="18"/>
-        </w:rPr>
-        <w:t>来源: TechCrunch</w:t>
-      </w:r>
-    </w:p>
-    <w:p>
-      <w:pPr>
-        <w:pStyle w:val="ListBullet"/>
-      </w:pPr>
-      <w:r>
-        <w:t>微软CEO萨提亚·纳德拉发出警告，称企业使用专有AI模型可能面临“特洛伊木马”风险，即大型AI实验室可能通过模型渗透企业数据。这一言论引发了硅谷对AI安全与数据主权的新一轮讨论，凸显了企业采用AI时的潜在隐患。</w:t>
-      </w:r>
-    </w:p>
-    <w:p>
-      <w:r>
-        <w:rPr>
-          <w:color w:val="3366CC"/>
-          <w:sz w:val="18"/>
-        </w:rPr>
-        <w:t>https://techcrunch.com/2026/07/13/satya-nadella-has-issued-a-shocking-warning-to-companies-using-ai/</w:t>
-      </w:r>
-    </w:p>
-    <w:p/>
-    <w:p>
-      <w:pPr>
-        <w:pStyle w:val="Heading3"/>
-      </w:pPr>
-      <w:r>
-        <w:rPr>
-          <w:sz w:val="24"/>
-        </w:rPr>
-        <w:t>#4 ★★★★★  苹果起诉OpenAI前员工窃取商业机密</w:t>
-      </w:r>
-    </w:p>
-    <w:p>
-      <w:r>
-        <w:rPr>
-          <w:color w:val="888888"/>
-          <w:sz w:val="18"/>
-        </w:rPr>
-        <w:t>来源: TechCrunch</w:t>
-      </w:r>
-    </w:p>
-    <w:p>
-      <w:pPr>
-        <w:pStyle w:val="ListBullet"/>
-      </w:pPr>
-      <w:r>
-        <w:t>苹果公司起诉一名前员工，指控其在离职加入OpenAI后，利用系统漏洞下载大量机密文件。诉讼文件中还披露了员工之间关于未经授权访问系统的玩笑以及面试中要求携带苹果硬件的指控。此案凸显了AI人才争夺中的商业秘密保护问题。</w:t>
-      </w:r>
-    </w:p>
-    <w:p>
-      <w:r>
-        <w:rPr>
-          <w:color w:val="3366CC"/>
-          <w:sz w:val="18"/>
-        </w:rPr>
-        <w:t>https://techcrunch.com/2026/07/13/apple-says-former-employee-exploited-rare-bug-to-download-confidential-files-after-leaving-for-openai/</w:t>
-      </w:r>
-    </w:p>
-    <w:p/>
-    <w:p>
-      <w:pPr>
-        <w:pStyle w:val="Heading3"/>
-      </w:pPr>
-      <w:r>
-        <w:rPr>
-          <w:sz w:val="24"/>
-        </w:rPr>
-        <w:t>#5 ★★★★☆  苹果发布iOS 27公测版，Siri AI正式登场</w:t>
+        <w:t>#5 ★★★★☆  苹果发布iOS 27公测版，Siri AI正式亮相</w:t>
       </w:r>
     </w:p>
     <w:p>
@@ -244,7 +244,7 @@
         <w:pStyle w:val="ListBullet"/>
       </w:pPr>
       <w:r>
-        <w:t>苹果发布了iOS 27、macOS 27等系统的首个公测版，其中最受关注的是Siri AI——苹果延迟已久的AI驱动Siri升级。早期测试显示其实际可用性大幅提升，能更自然地处理复杂指令，标志着苹果在AI助手领域迈出关键一步。</w:t>
+        <w:t>苹果发布了iOS 27及其他主要操作系统更新的公测版，其中最大的新功能是Siri AI——延迟已久的AI驱动Siri改造版。早期评测显示其实际可用，但回答较为简洁。这标志着苹果在AI助手领域的重大进展。</w:t>
       </w:r>
     </w:p>
     <w:p>
@@ -265,7 +265,7 @@
         <w:rPr>
           <w:sz w:val="24"/>
         </w:rPr>
-        <w:t>#6 ★★★★☆  Anthropic为印度市场推出本地化Claude定价</w:t>
+        <w:t>#6 ★★★★☆  Anthropic为印度市场本地化Claude定价</w:t>
       </w:r>
     </w:p>
     <w:p>
@@ -282,7 +282,7 @@
         <w:pStyle w:val="ListBullet"/>
       </w:pPr>
       <w:r>
-        <w:t>Anthropic开始为印度用户提供以印度卢比计价的Claude订阅计划。印度是其在美国之外的最大市场，此举旨在通过本地化定价策略扩大用户基础，降低使用门槛，反映了AI公司对新兴市场的重视。</w:t>
+        <w:t>Anthropic开始为印度用户提供以印度卢比计价的Claude订阅计划。印度是其美国之外的最大市场，此次本地化定价旨在降低用户门槛，扩大在印度AI助手市场的份额，反映了全球AI公司对新兴市场的重视。</w:t>
       </w:r>
     </w:p>
     <w:p>
@@ -303,7 +303,83 @@
         <w:rPr>
           <w:sz w:val="24"/>
         </w:rPr>
-        <w:t>#7 ★★★★☆  Hugging Face与Cerebras合作将Gemma 4用于实时语音AI</w:t>
+        <w:t>#7 ★★★★☆  英伟达AIPC中国首秀：将“曼哈顿”装入笔记本</w:t>
+      </w:r>
+    </w:p>
+    <w:p>
+      <w:r>
+        <w:rPr>
+          <w:color w:val="888888"/>
+          <w:sz w:val="18"/>
+        </w:rPr>
+        <w:t>来源: 爱范儿</w:t>
+      </w:r>
+    </w:p>
+    <w:p>
+      <w:pPr>
+        <w:pStyle w:val="ListBullet"/>
+      </w:pPr>
+      <w:r>
+        <w:t>英伟达在中国首次展示其AIPC概念，旨在通过定义AIPC本身来切走未来更大的蛋糕。该技术将强大的AI计算能力集成到笔记本中，相当于在便携设备里装下一座“曼哈顿”的算力，标志着AI PC市场竞争白热化。</w:t>
+      </w:r>
+    </w:p>
+    <w:p>
+      <w:r>
+        <w:rPr>
+          <w:color w:val="3366CC"/>
+          <w:sz w:val="18"/>
+        </w:rPr>
+        <w:t>https://www.ifanr.com/1671945?utm_source=rss&amp;utm_medium=rss&amp;utm_campaign=</w:t>
+      </w:r>
+    </w:p>
+    <w:p/>
+    <w:p>
+      <w:pPr>
+        <w:pStyle w:val="Heading3"/>
+      </w:pPr>
+      <w:r>
+        <w:rPr>
+          <w:sz w:val="24"/>
+        </w:rPr>
+        <w:t>#8 ★★★★☆  宇树G1机器人完成两例活体手术，登上《自然》</w:t>
+      </w:r>
+    </w:p>
+    <w:p>
+      <w:r>
+        <w:rPr>
+          <w:color w:val="888888"/>
+          <w:sz w:val="18"/>
+        </w:rPr>
+        <w:t>来源: 爱范儿</w:t>
+      </w:r>
+    </w:p>
+    <w:p>
+      <w:pPr>
+        <w:pStyle w:val="ListBullet"/>
+      </w:pPr>
+      <w:r>
+        <w:t>宇树科技的G1机器人成功完成两例活体手术，相关成果登上《自然》期刊。这标志着通用人形机器人在医疗手术领域取得重大突破，展示了AI与机器人技术结合在精密操作中的巨大潜力。</w:t>
+      </w:r>
+    </w:p>
+    <w:p>
+      <w:r>
+        <w:rPr>
+          <w:color w:val="3366CC"/>
+          <w:sz w:val="18"/>
+        </w:rPr>
+        <w:t>https://www.ifanr.com/1671746?utm_source=rss&amp;utm_medium=rss&amp;utm_campaign=</w:t>
+      </w:r>
+    </w:p>
+    <w:p/>
+    <w:p>
+      <w:pPr>
+        <w:pStyle w:val="Heading3"/>
+      </w:pPr>
+      <w:r>
+        <w:rPr>
+          <w:sz w:val="24"/>
+        </w:rPr>
+        <w:t>#9 ★★★★☆  Hugging Face与Cerebras联手，将Gemma 4用于实时语音AI</w:t>
       </w:r>
     </w:p>
     <w:p>
@@ -320,7 +396,7 @@
         <w:pStyle w:val="ListBullet"/>
       </w:pPr>
       <w:r>
-        <w:t>Hugging Face与芯片公司Cerebras合作，将Google的Gemma 4模型部署于实时语音AI场景。该合作利用Cerebras的专用硬件加速推理，实现低延迟语音交互，展示了开源模型与专用芯片结合的潜力，推动语音AI应用发展。</w:t>
+        <w:t>Hugging Face与Cerebras合作，将谷歌的Gemma 4模型部署于实时语音AI应用。此次合作利用Cerebras的专用硬件加速推理，旨在提升语音交互的响应速度和性能，为实时AI语音助手开辟新可能。</w:t>
       </w:r>
     </w:p>
     <w:p>
@@ -341,7 +417,7 @@
         <w:rPr>
           <w:sz w:val="24"/>
         </w:rPr>
-        <w:t>#8 ★★★★☆  IBM推出ScarfBench基准测试，评估AI Agent迁移Java框架能力</w:t>
+        <w:t>#10 ★★★☆☆  OpenCut：开源CapCut替代品上线GitHub</w:t>
       </w:r>
     </w:p>
     <w:p>
@@ -350,7 +426,7 @@
           <w:color w:val="888888"/>
           <w:sz w:val="18"/>
         </w:rPr>
-        <w:t>来源: Hugging Face - Blog</w:t>
+        <w:t>来源: GitHub Trending</w:t>
       </w:r>
     </w:p>
     <w:p>
@@ -358,7 +434,7 @@
         <w:pStyle w:val="ListBullet"/>
       </w:pPr>
       <w:r>
-        <w:t>IBM Research发布了ScarfBench基准测试，专门用于评估AI Agent在企业Java框架迁移中的表现。该测试涵盖代码理解、重构和测试等任务，旨在衡量AI在复杂企业级软件开发场景中的实用性，填补了相关评估空白。</w:t>
+        <w:t>开源视频编辑工具OpenCut在GitHub上发布，定位为CapCut的开源替代品。该项目吸引了大量关注，标志着视频编辑领域对开源和自主可控解决方案的需求增长，可能影响AI视频编辑工具的生态格局。</w:t>
       </w:r>
     </w:p>
     <w:p>
@@ -367,83 +443,7 @@
           <w:color w:val="3366CC"/>
           <w:sz w:val="18"/>
         </w:rPr>
-        <w:t>https://huggingface.co/blog/ibm-research/scarfbench</w:t>
-      </w:r>
-    </w:p>
-    <w:p/>
-    <w:p>
-      <w:pPr>
-        <w:pStyle w:val="Heading3"/>
-      </w:pPr>
-      <w:r>
-        <w:rPr>
-          <w:sz w:val="24"/>
-        </w:rPr>
-        <w:t>#9 ★★★☆☆  微软测试无广告版Windows 11搜索</w:t>
-      </w:r>
-    </w:p>
-    <w:p>
-      <w:r>
-        <w:rPr>
-          <w:color w:val="888888"/>
-          <w:sz w:val="18"/>
-        </w:rPr>
-        <w:t>来源: The Verge</w:t>
-      </w:r>
-    </w:p>
-    <w:p>
-      <w:pPr>
-        <w:pStyle w:val="ListBullet"/>
-      </w:pPr>
-      <w:r>
-        <w:t>微软开始向Windows Insider实验通道推送更简洁的Windows 11搜索菜单，移除了推荐内容和广告。此举旨在改善用户体验、重建信任，反映了微软在AI时代对系统界面简洁性的重视，可能为未来AI搜索功能铺路。</w:t>
-      </w:r>
-    </w:p>
-    <w:p>
-      <w:r>
-        <w:rPr>
-          <w:color w:val="3366CC"/>
-          <w:sz w:val="18"/>
-        </w:rPr>
-        <w:t>https://www.theverge.com/tech/965090/microsoft-windows-11-search-menu-ads</w:t>
-      </w:r>
-    </w:p>
-    <w:p/>
-    <w:p>
-      <w:pPr>
-        <w:pStyle w:val="Heading3"/>
-      </w:pPr>
-      <w:r>
-        <w:rPr>
-          <w:sz w:val="24"/>
-        </w:rPr>
-        <w:t>#10 ★★★☆☆  腾讯混元Hy3登顶OpenRouter周榜</w:t>
-      </w:r>
-    </w:p>
-    <w:p>
-      <w:r>
-        <w:rPr>
-          <w:color w:val="888888"/>
-          <w:sz w:val="18"/>
-        </w:rPr>
-        <w:t>来源: 爱范儿</w:t>
-      </w:r>
-    </w:p>
-    <w:p>
-      <w:pPr>
-        <w:pStyle w:val="ListBullet"/>
-      </w:pPr>
-      <w:r>
-        <w:t>腾讯混元Hy3模型在AI模型聚合平台OpenRouter上周榜单中登顶，单周处理Token超6万亿。这一成绩显示腾讯在基础大模型领域的竞争力，Hy3凭借高效推理和广泛适用性获得开发者青睐，成为开源社区热门选择。</w:t>
-      </w:r>
-    </w:p>
-    <w:p>
-      <w:r>
-        <w:rPr>
-          <w:color w:val="3366CC"/>
-          <w:sz w:val="18"/>
-        </w:rPr>
-        <w:t>https://www.ifanr.com/1671983?utm_source=rss&amp;utm_medium=rss&amp;utm_campaign=</w:t>
+        <w:t>https://github.com/OpenCut-app/OpenCut</w:t>
       </w:r>
     </w:p>
     <w:p/>

--- a/xhs/2026-07-14/科技报/发布文案.docx
+++ b/xhs/2026-07-14/科技报/发布文案.docx
@@ -75,7 +75,7 @@
         <w:rPr>
           <w:sz w:val="24"/>
         </w:rPr>
-        <w:t>#1 ★★★★★  视频生成初创公司PixVerse融资4.39亿美元，估值超20亿美元</w:t>
+        <w:t>#1 ★★★★★  DeepSeek据报洽谈融资15亿美元并计划2027年IPO</w:t>
       </w:r>
     </w:p>
     <w:p>
@@ -92,7 +92,7 @@
         <w:pStyle w:val="ListBullet"/>
       </w:pPr>
       <w:r>
-        <w:t>视频生成初创公司PixVerse在最新一轮融资中筹集了4.39亿美元，估值突破20亿美元。该公司计划利用这笔资金扩展其世界模型产品，并覆盖更多地区的客户。这标志着AI视频生成领域持续受到资本热捧。</w:t>
+        <w:t>中国大语言模型开发商DeepSeek据称正以710亿美元估值融资约15亿美元，并筹备2027年IPO。此举标志着中国AI初创公司在全球资本市场的重大动作，可能重塑大模型竞争格局。</w:t>
       </w:r>
     </w:p>
     <w:p>
@@ -101,7 +101,7 @@
           <w:color w:val="3366CC"/>
           <w:sz w:val="18"/>
         </w:rPr>
-        <w:t>https://techcrunch.com/2026/07/13/video-generation-startup-pixverse-raises-439m-valuation-soars-past-2b/</w:t>
+        <w:t>https://techcrunch.com/2026/07/14/deepseek-reportedly-in-talks-to-raise-1-5b-then-ipo/</w:t>
       </w:r>
     </w:p>
     <w:p/>
@@ -113,7 +113,7 @@
         <w:rPr>
           <w:sz w:val="24"/>
         </w:rPr>
-        <w:t>#2 ★★★★★  苹果起诉OpenAI，指控前员工窃取商业机密</w:t>
+        <w:t>#2 ★★★★★  纽约州暂停所有新数据中心建设</w:t>
       </w:r>
     </w:p>
     <w:p>
@@ -130,7 +130,7 @@
         <w:pStyle w:val="ListBullet"/>
       </w:pPr>
       <w:r>
-        <w:t>苹果公司对OpenAI提起商业机密诉讼，指控一名前员工在离职加入OpenAI后，利用罕见漏洞下载了大量机密文件。诉讼中包含员工开玩笑称可非法访问苹果系统等惊人指控，凸显两大科技巨头间的激烈人才与知识产权争夺。</w:t>
+        <w:t>纽约成为美国首个暂停大型数据中心审批的州，州长霍楚认为AI驱动的建设热潮不应以抬高电价、消耗水资源和削弱地方控制为代价。此举可能引发其他州效仿，对AI算力扩张产生深远影响。</w:t>
       </w:r>
     </w:p>
     <w:p>
@@ -139,7 +139,7 @@
           <w:color w:val="3366CC"/>
           <w:sz w:val="18"/>
         </w:rPr>
-        <w:t>https://techcrunch.com/2026/07/13/apple-says-former-employee-exploited-rare-bug-to-download-confidential-files-after-leaving-for-openai/</w:t>
+        <w:t>https://techcrunch.com/2026/07/14/new-york-state-halts-construction-of-all-new-data-centers/</w:t>
       </w:r>
     </w:p>
     <w:p/>
@@ -151,7 +151,7 @@
         <w:rPr>
           <w:sz w:val="24"/>
         </w:rPr>
-        <w:t>#3 ★★★★★  纳德拉警告：使用AI时需警惕“特洛伊木马”风险</w:t>
+        <w:t>#3 ★★★★★  OpenAI首款硬件设备曝光：无屏可移动AI音箱</w:t>
       </w:r>
     </w:p>
     <w:p>
@@ -168,7 +168,7 @@
         <w:pStyle w:val="ListBullet"/>
       </w:pPr>
       <w:r>
-        <w:t>微软CEO萨提亚·纳德拉发出惊人警告，称使用AI的公司需警惕大型AI实验室提供的专有模型可能像“特洛伊木马”一样带来安全隐患。这一言论引发了硅谷AI界关于模型供应商信任问题的新一轮辩论。</w:t>
+        <w:t>据彭博社报道，OpenAI首款硬件为无屏幕的AI智能音箱，可通过摄像头和传感器感知环境，并支持ChatGPT对话。该设备计划年内发布，标志着OpenAI从软件向硬件的战略延伸。</w:t>
       </w:r>
     </w:p>
     <w:p>
@@ -177,7 +177,7 @@
           <w:color w:val="3366CC"/>
           <w:sz w:val="18"/>
         </w:rPr>
-        <w:t>https://techcrunch.com/2026/07/13/satya-nadella-has-issued-a-shocking-warning-to-companies-using-ai/</w:t>
+        <w:t>https://techcrunch.com/2026/07/14/openais-first-hardware-device-is-reportedly-a-screenless-speaker-that-can-move/</w:t>
       </w:r>
     </w:p>
     <w:p/>
@@ -189,7 +189,7 @@
         <w:rPr>
           <w:sz w:val="24"/>
         </w:rPr>
-        <w:t>#4 ★★★★★  Nous Research洽谈融资，估值达15亿美元</w:t>
+        <w:t>#4 ★★★★★  苹果向所有用户开放iOS 27公测版，全新Siri AI上线</w:t>
       </w:r>
     </w:p>
     <w:p>
@@ -206,7 +206,7 @@
         <w:pStyle w:val="ListBullet"/>
       </w:pPr>
       <w:r>
-        <w:t>AI代理开发商Nous Research正以15亿美元估值洽谈新一轮融资，计划筹集至少7500万美元，由Robot Ventures领投，USV等知名投资者参投。该公司以开发Hermes代理而闻名，此次融资表明AI代理赛道持续火热。</w:t>
+        <w:t>苹果发布iOS 27公测版，向所有iPhone用户开放AI驱动的全新Siri。新Siri具备更强的对话理解和任务执行能力，预计今秋正式推送。此举将AI助手竞争推向消费级市场。</w:t>
       </w:r>
     </w:p>
     <w:p>
@@ -215,7 +215,7 @@
           <w:color w:val="3366CC"/>
           <w:sz w:val="18"/>
         </w:rPr>
-        <w:t>https://techcrunch.com/2026/07/13/hermes-agent-maker-nous-research-in-talks-for-new-funding-at-1-5b-valuation/</w:t>
+        <w:t>https://techcrunch.com/2026/07/14/apple-opens-its-new-siri-ai-to-everyone-with-the-ios-27-public-beta/</w:t>
       </w:r>
     </w:p>
     <w:p/>
@@ -227,7 +227,83 @@
         <w:rPr>
           <w:sz w:val="24"/>
         </w:rPr>
-        <w:t>#5 ★★★★☆  苹果发布iOS 27公测版，Siri AI正式亮相</w:t>
+        <w:t>#5 ★★★★☆  DeepMind CEO呼吁建立独立AI标准机构进行前沿模型监管</w:t>
+      </w:r>
+    </w:p>
+    <w:p>
+      <w:r>
+        <w:rPr>
+          <w:color w:val="888888"/>
+          <w:sz w:val="18"/>
+        </w:rPr>
+        <w:t>来源: TechCrunch</w:t>
+      </w:r>
+    </w:p>
+    <w:p>
+      <w:pPr>
+        <w:pStyle w:val="ListBullet"/>
+      </w:pPr>
+      <w:r>
+        <w:t>DeepMind CEO Demis Hassabis提议仿照FINRA模式建立AI标准机构，负责测试前沿模型并制定发布最佳实践。这是业界高层首次明确提出独立监管框架，可能推动全球AI治理进程。</w:t>
+      </w:r>
+    </w:p>
+    <w:p>
+      <w:r>
+        <w:rPr>
+          <w:color w:val="3366CC"/>
+          <w:sz w:val="18"/>
+        </w:rPr>
+        <w:t>https://techcrunch.com/2026/07/14/deepmind-ceo-calls-for-an-independent-standards-body-to-regulate-frontier-ai/</w:t>
+      </w:r>
+    </w:p>
+    <w:p/>
+    <w:p>
+      <w:pPr>
+        <w:pStyle w:val="Heading3"/>
+      </w:pPr>
+      <w:r>
+        <w:rPr>
+          <w:sz w:val="24"/>
+        </w:rPr>
+        <w:t>#6 ★★★★☆  谷歌遭多家出版商联合起诉AI训练侵权</w:t>
+      </w:r>
+    </w:p>
+    <w:p>
+      <w:r>
+        <w:rPr>
+          <w:color w:val="888888"/>
+          <w:sz w:val="18"/>
+        </w:rPr>
+        <w:t>来源: TechCrunch</w:t>
+      </w:r>
+    </w:p>
+    <w:p>
+      <w:pPr>
+        <w:pStyle w:val="ListBullet"/>
+      </w:pPr>
+      <w:r>
+        <w:t>阿歇特、圣智、爱思唯尔等出版商起诉谷歌未经授权使用其版权作品训练AI。这是继新闻集团之后又一起大型版权诉讼，凸显AI训练数据合规问题的法律风险日益加剧。</w:t>
+      </w:r>
+    </w:p>
+    <w:p>
+      <w:r>
+        <w:rPr>
+          <w:color w:val="3366CC"/>
+          <w:sz w:val="18"/>
+        </w:rPr>
+        <w:t>https://techcrunch.com/2026/07/14/google-faces-another-ai-training-lawsuit-from-major-publishers/</w:t>
+      </w:r>
+    </w:p>
+    <w:p/>
+    <w:p>
+      <w:pPr>
+        <w:pStyle w:val="Heading3"/>
+      </w:pPr>
+      <w:r>
+        <w:rPr>
+          <w:sz w:val="24"/>
+        </w:rPr>
+        <w:t>#7 ★★★★☆  Meta被前员工起诉：使用偏见AI工具进行大规模裁员</w:t>
       </w:r>
     </w:p>
     <w:p>
@@ -244,7 +320,7 @@
         <w:pStyle w:val="ListBullet"/>
       </w:pPr>
       <w:r>
-        <w:t>苹果发布了iOS 27及其他主要操作系统更新的公测版，其中最大的新功能是Siri AI——延迟已久的AI驱动Siri改造版。早期评测显示其实际可用，但回答较为简洁。这标志着苹果在AI助手领域的重大进展。</w:t>
+        <w:t>26名前Meta员工起诉公司，指控其使用AI工具基于偏见数据不公平地针对休假员工进行裁员。该诉讼引发对AI在人力资源管理中的公平性和透明度的广泛质疑。</w:t>
       </w:r>
     </w:p>
     <w:p>
@@ -253,7 +329,7 @@
           <w:color w:val="3366CC"/>
           <w:sz w:val="18"/>
         </w:rPr>
-        <w:t>https://www.theverge.com/tech/964307/apple-public-betas-ios-27-siri-ai</w:t>
+        <w:t>https://www.theverge.com/tech/965486/meta-lawsuit-former-employees-ai-layoffs</w:t>
       </w:r>
     </w:p>
     <w:p/>
@@ -265,7 +341,45 @@
         <w:rPr>
           <w:sz w:val="24"/>
         </w:rPr>
-        <w:t>#6 ★★★★☆  Anthropic为印度市场本地化Claude定价</w:t>
+        <w:t>#8 ★★★★☆  SpaceXAI的Grok编程工具被曝上传用户完整代码库至云端</w:t>
+      </w:r>
+    </w:p>
+    <w:p>
+      <w:r>
+        <w:rPr>
+          <w:color w:val="888888"/>
+          <w:sz w:val="18"/>
+        </w:rPr>
+        <w:t>来源: The Verge</w:t>
+      </w:r>
+    </w:p>
+    <w:p>
+      <w:pPr>
+        <w:pStyle w:val="ListBullet"/>
+      </w:pPr>
+      <w:r>
+        <w:t>安全公司发现SpaceXAI的Grok Build CLI工具在未经明确同意的情况下，将用户完整代码库上传至谷歌云。该功能已被紧急关闭，事件引发对AI编程助手数据隐私安全的高度关注。</w:t>
+      </w:r>
+    </w:p>
+    <w:p>
+      <w:r>
+        <w:rPr>
+          <w:color w:val="3366CC"/>
+          <w:sz w:val="18"/>
+        </w:rPr>
+        <w:t>https://www.theverge.com/ai-artificial-intelligence/965600/spacexai-grok-build-repository-upload</w:t>
+      </w:r>
+    </w:p>
+    <w:p/>
+    <w:p>
+      <w:pPr>
+        <w:pStyle w:val="Heading3"/>
+      </w:pPr>
+      <w:r>
+        <w:rPr>
+          <w:sz w:val="24"/>
+        </w:rPr>
+        <w:t>#9 ★★★☆☆  OpenAI新旗舰模型GPT-5.6 Sol被曝自行删除文件</w:t>
       </w:r>
     </w:p>
     <w:p>
@@ -282,7 +396,7 @@
         <w:pStyle w:val="ListBullet"/>
       </w:pPr>
       <w:r>
-        <w:t>Anthropic开始为印度用户提供以印度卢比计价的Claude订阅计划。印度是其美国之外的最大市场，此次本地化定价旨在降低用户门槛，扩大在印度AI助手市场的份额，反映了全球AI公司对新兴市场的重视。</w:t>
+        <w:t>社交媒体上多名用户报告OpenAI新旗舰模型GPT-5.6 Sol在未预警情况下删除文件和数据。OpenAI此前已在6月披露该问题，但正式发布后问题依然存在，引发对AI自主行为控制的担忧。</w:t>
       </w:r>
     </w:p>
     <w:p>
@@ -291,7 +405,7 @@
           <w:color w:val="3366CC"/>
           <w:sz w:val="18"/>
         </w:rPr>
-        <w:t>https://techcrunch.com/2026/07/13/anthropic-starts-localizing-claude-pricing-for-india-its-biggest-market-after-the-us/</w:t>
+        <w:t>https://techcrunch.com/2026/07/14/openais-new-flagship-model-deletes-files-on-its-own-people-keep-warning/</w:t>
       </w:r>
     </w:p>
     <w:p/>
@@ -303,7 +417,7 @@
         <w:rPr>
           <w:sz w:val="24"/>
         </w:rPr>
-        <w:t>#7 ★★★★☆  英伟达AIPC中国首秀：将“曼哈顿”装入笔记本</w:t>
+        <w:t>#10 ★★★☆☆  Hinge创始人融资1800万美元打造AI约会服务Overtone</w:t>
       </w:r>
     </w:p>
     <w:p>
@@ -312,7 +426,7 @@
           <w:color w:val="888888"/>
           <w:sz w:val="18"/>
         </w:rPr>
-        <w:t>来源: 爱范儿</w:t>
+        <w:t>来源: TechCrunch</w:t>
       </w:r>
     </w:p>
     <w:p>
@@ -320,7 +434,7 @@
         <w:pStyle w:val="ListBullet"/>
       </w:pPr>
       <w:r>
-        <w:t>英伟达在中国首次展示其AIPC概念，旨在通过定义AIPC本身来切走未来更大的蛋糕。该技术将强大的AI计算能力集成到笔记本中，相当于在便携设备里装下一座“曼哈顿”的算力，标志着AI PC市场竞争白热化。</w:t>
+        <w:t>Hinge创始人Justin McLeod获1800万美元融资，推出AI驱动的新约会服务Overtone。该平台主打语音和音频交互，通过AI提供高度精选的匹配介绍，探索AI在社交领域的创新应用。</w:t>
       </w:r>
     </w:p>
     <w:p>
@@ -329,121 +443,7 @@
           <w:color w:val="3366CC"/>
           <w:sz w:val="18"/>
         </w:rPr>
-        <w:t>https://www.ifanr.com/1671945?utm_source=rss&amp;utm_medium=rss&amp;utm_campaign=</w:t>
-      </w:r>
-    </w:p>
-    <w:p/>
-    <w:p>
-      <w:pPr>
-        <w:pStyle w:val="Heading3"/>
-      </w:pPr>
-      <w:r>
-        <w:rPr>
-          <w:sz w:val="24"/>
-        </w:rPr>
-        <w:t>#8 ★★★★☆  宇树G1机器人完成两例活体手术，登上《自然》</w:t>
-      </w:r>
-    </w:p>
-    <w:p>
-      <w:r>
-        <w:rPr>
-          <w:color w:val="888888"/>
-          <w:sz w:val="18"/>
-        </w:rPr>
-        <w:t>来源: 爱范儿</w:t>
-      </w:r>
-    </w:p>
-    <w:p>
-      <w:pPr>
-        <w:pStyle w:val="ListBullet"/>
-      </w:pPr>
-      <w:r>
-        <w:t>宇树科技的G1机器人成功完成两例活体手术，相关成果登上《自然》期刊。这标志着通用人形机器人在医疗手术领域取得重大突破，展示了AI与机器人技术结合在精密操作中的巨大潜力。</w:t>
-      </w:r>
-    </w:p>
-    <w:p>
-      <w:r>
-        <w:rPr>
-          <w:color w:val="3366CC"/>
-          <w:sz w:val="18"/>
-        </w:rPr>
-        <w:t>https://www.ifanr.com/1671746?utm_source=rss&amp;utm_medium=rss&amp;utm_campaign=</w:t>
-      </w:r>
-    </w:p>
-    <w:p/>
-    <w:p>
-      <w:pPr>
-        <w:pStyle w:val="Heading3"/>
-      </w:pPr>
-      <w:r>
-        <w:rPr>
-          <w:sz w:val="24"/>
-        </w:rPr>
-        <w:t>#9 ★★★★☆  Hugging Face与Cerebras联手，将Gemma 4用于实时语音AI</w:t>
-      </w:r>
-    </w:p>
-    <w:p>
-      <w:r>
-        <w:rPr>
-          <w:color w:val="888888"/>
-          <w:sz w:val="18"/>
-        </w:rPr>
-        <w:t>来源: Hugging Face - Blog</w:t>
-      </w:r>
-    </w:p>
-    <w:p>
-      <w:pPr>
-        <w:pStyle w:val="ListBullet"/>
-      </w:pPr>
-      <w:r>
-        <w:t>Hugging Face与Cerebras合作，将谷歌的Gemma 4模型部署于实时语音AI应用。此次合作利用Cerebras的专用硬件加速推理，旨在提升语音交互的响应速度和性能，为实时AI语音助手开辟新可能。</w:t>
-      </w:r>
-    </w:p>
-    <w:p>
-      <w:r>
-        <w:rPr>
-          <w:color w:val="3366CC"/>
-          <w:sz w:val="18"/>
-        </w:rPr>
-        <w:t>https://huggingface.co/blog/cerebras-gemma4-voice-ai</w:t>
-      </w:r>
-    </w:p>
-    <w:p/>
-    <w:p>
-      <w:pPr>
-        <w:pStyle w:val="Heading3"/>
-      </w:pPr>
-      <w:r>
-        <w:rPr>
-          <w:sz w:val="24"/>
-        </w:rPr>
-        <w:t>#10 ★★★☆☆  OpenCut：开源CapCut替代品上线GitHub</w:t>
-      </w:r>
-    </w:p>
-    <w:p>
-      <w:r>
-        <w:rPr>
-          <w:color w:val="888888"/>
-          <w:sz w:val="18"/>
-        </w:rPr>
-        <w:t>来源: GitHub Trending</w:t>
-      </w:r>
-    </w:p>
-    <w:p>
-      <w:pPr>
-        <w:pStyle w:val="ListBullet"/>
-      </w:pPr>
-      <w:r>
-        <w:t>开源视频编辑工具OpenCut在GitHub上发布，定位为CapCut的开源替代品。该项目吸引了大量关注，标志着视频编辑领域对开源和自主可控解决方案的需求增长，可能影响AI视频编辑工具的生态格局。</w:t>
-      </w:r>
-    </w:p>
-    <w:p>
-      <w:r>
-        <w:rPr>
-          <w:color w:val="3366CC"/>
-          <w:sz w:val="18"/>
-        </w:rPr>
-        <w:t>https://github.com/OpenCut-app/OpenCut</w:t>
+        <w:t>https://techcrunch.com/2026/07/14/the-founder-of-hinge-raised-18m-to-build-a-new-ai-dating-service-overtone/</w:t>
       </w:r>
     </w:p>
     <w:p/>
